--- a/output/SMT/DeepSeek-V3/DS V3_SMT_Result summary_v1.docx
+++ b/output/SMT/DeepSeek-V3/DS V3_SMT_Result summary_v1.docx
@@ -60,7 +60,17 @@
           <w:sz w:val="20"/>
           <w:szCs w:val="20"/>
         </w:rPr>
-        <w:t>92</w:t>
+        <w:t>9</w:t>
+      </w:r>
+      <w:r>
+        <w:rPr>
+          <w:rFonts w:ascii="Arial" w:hAnsi="Arial" w:cs="Arial"/>
+          <w:b/>
+          <w:bCs/>
+          <w:sz w:val="20"/>
+          <w:szCs w:val="20"/>
+        </w:rPr>
+        <w:t>4</w:t>
       </w:r>
       <w:r>
         <w:rPr>
